--- a/Files/06 - Yom Tov/13 - Shmini Atzeres/5786/Shmini Atzeres (2)/Shmini Atzeres (2) 5786.docx
+++ b/Files/06 - Yom Tov/13 - Shmini Atzeres/5786/Shmini Atzeres (2)/Shmini Atzeres (2) 5786.docx
@@ -692,13 +692,19 @@
         <w:rPr>
           <w:rFonts w:ascii="Times New Roman" w:hAnsi="Times New Roman" w:cs="Times New Roman"/>
         </w:rPr>
+        <w:t>,</w:t>
+      </w:r>
+      <w:r>
+        <w:rPr>
+          <w:rFonts w:ascii="Times New Roman" w:hAnsi="Times New Roman" w:cs="Times New Roman"/>
+        </w:rPr>
         <w:t>”</w:t>
       </w:r>
       <w:r>
         <w:rPr>
           <w:rFonts w:ascii="Times New Roman" w:hAnsi="Times New Roman" w:cs="Times New Roman"/>
         </w:rPr>
-        <w:t xml:space="preserve">, he explained to her. </w:t>
+        <w:t xml:space="preserve"> he explained to her. </w:t>
       </w:r>
       <w:r>
         <w:rPr>
